--- a/Doc_1.docx
+++ b/Doc_1.docx
@@ -4,12 +4,20 @@
   <w:body>
     <w:p>
       <w:pPr>
+        <w:pStyle w:val="Ttulo1"/>
+        <w:jc w:val="center"/>
         <w:rPr>
+          <w:rFonts w:ascii="Arial Black" w:hAnsi="Arial Black"/>
+          <w:sz w:val="36"/>
+          <w:szCs w:val="36"/>
           <w:lang w:val="es-ES"/>
         </w:rPr>
       </w:pPr>
       <w:r>
         <w:rPr>
+          <w:rFonts w:ascii="Arial Black" w:hAnsi="Arial Black"/>
+          <w:sz w:val="36"/>
+          <w:szCs w:val="36"/>
           <w:lang w:val="es-ES"/>
         </w:rPr>
         <w:t>Hola mi nombre es José Luis</w:t>
@@ -17,6 +25,7 @@
     </w:p>
     <w:p>
       <w:pPr>
+        <w:jc w:val="center"/>
         <w:rPr>
           <w:lang w:val="es-ES"/>
         </w:rPr>
@@ -27,6 +36,13 @@
         </w:rPr>
         <w:t>Soy originario de Managua, Nicaragua.</w:t>
       </w:r>
+    </w:p>
+    <w:p>
+      <w:pPr>
+        <w:rPr>
+          <w:lang w:val="es-ES"/>
+        </w:rPr>
+      </w:pPr>
     </w:p>
     <w:sectPr>
       <w:pgSz w:w="12240" w:h="15840"/>
@@ -437,6 +453,27 @@
     <w:name w:val="Normal"/>
     <w:qFormat/>
   </w:style>
+  <w:style w:type="paragraph" w:styleId="Ttulo1">
+    <w:name w:val="heading 1"/>
+    <w:basedOn w:val="Normal"/>
+    <w:next w:val="Normal"/>
+    <w:link w:val="Ttulo1Car"/>
+    <w:uiPriority w:val="9"/>
+    <w:qFormat/>
+    <w:rsid w:val="00500652"/>
+    <w:pPr>
+      <w:keepNext/>
+      <w:keepLines/>
+      <w:spacing w:before="240" w:after="0"/>
+      <w:outlineLvl w:val="0"/>
+    </w:pPr>
+    <w:rPr>
+      <w:rFonts w:asciiTheme="majorHAnsi" w:eastAsiaTheme="majorEastAsia" w:hAnsiTheme="majorHAnsi" w:cstheme="majorBidi"/>
+      <w:color w:val="2F5496" w:themeColor="accent1" w:themeShade="BF"/>
+      <w:sz w:val="32"/>
+      <w:szCs w:val="32"/>
+    </w:rPr>
+  </w:style>
   <w:style w:type="character" w:default="1" w:styleId="Fuentedeprrafopredeter">
     <w:name w:val="Default Paragraph Font"/>
     <w:uiPriority w:val="1"/>
@@ -463,6 +500,19 @@
     <w:uiPriority w:val="99"/>
     <w:semiHidden/>
     <w:unhideWhenUsed/>
+  </w:style>
+  <w:style w:type="character" w:customStyle="1" w:styleId="Ttulo1Car">
+    <w:name w:val="Título 1 Car"/>
+    <w:basedOn w:val="Fuentedeprrafopredeter"/>
+    <w:link w:val="Ttulo1"/>
+    <w:uiPriority w:val="9"/>
+    <w:rsid w:val="00500652"/>
+    <w:rPr>
+      <w:rFonts w:asciiTheme="majorHAnsi" w:eastAsiaTheme="majorEastAsia" w:hAnsiTheme="majorHAnsi" w:cstheme="majorBidi"/>
+      <w:color w:val="2F5496" w:themeColor="accent1" w:themeShade="BF"/>
+      <w:sz w:val="32"/>
+      <w:szCs w:val="32"/>
+    </w:rPr>
   </w:style>
 </w:styles>
 </file>

--- a/Doc_1.docx
+++ b/Doc_1.docx
@@ -13,6 +13,19 @@
           <w:lang w:val="es-ES"/>
         </w:rPr>
         <w:t>Hola mi nombre es José Luis</w:t>
+      </w:r>
+    </w:p>
+    <w:p>
+      <w:pPr>
+        <w:rPr>
+          <w:lang w:val="es-ES"/>
+        </w:rPr>
+      </w:pPr>
+      <w:r>
+        <w:rPr>
+          <w:lang w:val="es-ES"/>
+        </w:rPr>
+        <w:t>Soy originario de Managua, Nicaragua.</w:t>
       </w:r>
     </w:p>
     <w:sectPr>
